--- a/documents-src/reports/cpcf-northern-arizona-infant-care-gap-brief-2026.docx
+++ b/documents-src/reports/cpcf-northern-arizona-infant-care-gap-brief-2026.docx
@@ -703,7 +703,7 @@
         <w:rPr>
           <w:i w:val="0"/>
         </w:rPr>
-        <w:t>These recommendations shape the First Steps Infant &amp; Toddler Fund 2027 Request for Proposals: https://example.github.io/cinder-peaks-community-foundation/documents/guidelines/cpcf-first-steps-infant-toddler-fund-2027-rfp.pdf</w:t>
+        <w:t>These recommendations shape the First Steps Infant &amp; Toddler Fund 2027 Request for Proposals: https://hufsa-stack.github.io/cinder-peaks-community-foundation/documents/guidelines/cpcf-first-steps-infant-toddler-fund-2027-rfp.pdf</w:t>
       </w:r>
     </w:p>
     <w:sectPr>
